--- a/templates/inspection-report.docx
+++ b/templates/inspection-report.docx
@@ -194,7 +194,7 @@
                 <w:b/>
                 <w:sz w:val="20"/>
               </w:rPr>
-              <w:t>Площадь, м²</w:t>
+              <w:t>Площадь</w:t>
             </w:r>
           </w:p>
         </w:tc>
@@ -228,7 +228,7 @@
               <w:rPr>
                 <w:sz w:val="20"/>
               </w:rPr>
-              <w:t>{#objects}{index}</w:t>
+              <w:t>{#objectServices}{index}</w:t>
             </w:r>
           </w:p>
         </w:tc>
@@ -242,7 +242,7 @@
               <w:rPr>
                 <w:sz w:val="20"/>
               </w:rPr>
-              <w:t>{name}</w:t>
+              <w:t>{objectName}</w:t>
             </w:r>
           </w:p>
         </w:tc>
@@ -256,7 +256,7 @@
               <w:rPr>
                 <w:sz w:val="20"/>
               </w:rPr>
-              <w:t>{address}</w:t>
+              <w:t>{objectAddress}</w:t>
             </w:r>
           </w:p>
         </w:tc>
@@ -270,7 +270,7 @@
               <w:rPr>
                 <w:sz w:val="20"/>
               </w:rPr>
-              <w:t>{area}</w:t>
+              <w:t>{areaLabel}</w:t>
             </w:r>
           </w:p>
         </w:tc>
@@ -284,7 +284,7 @@
               <w:rPr>
                 <w:sz w:val="20"/>
               </w:rPr>
-              <w:t>{service}{/objects}</w:t>
+              <w:t>{serviceName}{/objectServices}</w:t>
             </w:r>
           </w:p>
         </w:tc>

--- a/templates/inspection-report.docx
+++ b/templates/inspection-report.docx
@@ -109,6 +109,26 @@
           <w:b/>
         </w:rPr>
         <w:t>{contract.date}</w:t>
+      </w:r>
+    </w:p>
+    <w:p>
+      <w:r>
+        <w:t xml:space="preserve">Контактное лицо на объекте: </w:t>
+      </w:r>
+      <w:r>
+        <w:rPr>
+          <w:b/>
+        </w:rPr>
+        <w:t>{contact.fio}</w:t>
+      </w:r>
+      <w:r>
+        <w:t xml:space="preserve">, тел. </w:t>
+      </w:r>
+      <w:r>
+        <w:rPr>
+          <w:b/>
+        </w:rPr>
+        <w:t>{contact.phone}</w:t>
       </w:r>
     </w:p>
     <w:p/>

--- a/templates/inspection-report.docx
+++ b/templates/inspection-report.docx
@@ -611,15 +611,6 @@
         </w:tc>
       </w:tr>
     </w:tbl>
-    <w:p>
-      <w:r>
-        <w:rPr>
-          <w:rFonts w:ascii="Times New Roman" w:hAnsi="Times New Roman"/>
-          <w:sz w:val="24"/>
-        </w:rPr>
-        <w:t>Контактное лицо на объекте: {contact.fio}, тел. {contact.phone}</w:t>
-      </w:r>
-    </w:p>
     <w:p>
       <w:pPr>
         <w:pStyle w:val="a5"/>
